--- a/ТЗ.docx
+++ b/ТЗ.docx
@@ -1,6 +1,6 @@
 
 <file path=word/document.xml><?xml version="1.0" encoding="utf-8"?>
-<w:document xmlns:wpc="http://schemas.microsoft.com/office/word/2010/wordprocessingCanvas" xmlns:cx="http://schemas.microsoft.com/office/drawing/2014/chartex" xmlns:cx1="http://schemas.microsoft.com/office/drawing/2015/9/8/chartex" xmlns:cx2="http://schemas.microsoft.com/office/drawing/2015/10/21/chartex" xmlns:cx3="http://schemas.microsoft.com/office/drawing/2016/5/9/chartex" xmlns:cx4="http://schemas.microsoft.com/office/drawing/2016/5/10/chartex" xmlns:cx5="http://schemas.microsoft.com/office/drawing/2016/5/11/chartex" xmlns:cx6="http://schemas.microsoft.com/office/drawing/2016/5/12/chartex" xmlns:cx7="http://schemas.microsoft.com/office/drawing/2016/5/13/chartex" xmlns:cx8="http://schemas.microsoft.com/office/drawing/2016/5/14/chartex" xmlns:mc="http://schemas.openxmlformats.org/markup-compatibility/2006" xmlns:aink="http://schemas.microsoft.com/office/drawing/2016/ink" xmlns:am3d="http://schemas.microsoft.com/office/drawing/2017/model3d" xmlns:o="urn:schemas-microsoft-com:office:office" xmlns:r="http://schemas.openxmlformats.org/officeDocument/2006/relationships" xmlns:m="http://schemas.openxmlformats.org/officeDocument/2006/math" xmlns:v="urn:schemas-microsoft-com:vml" xmlns:wp14="http://schemas.microsoft.com/office/word/2010/wordprocessingDrawing" xmlns:wp="http://schemas.openxmlformats.org/drawingml/2006/wordprocessingDrawing" xmlns:w10="urn:schemas-microsoft-com:office:word" xmlns:w="http://schemas.openxmlformats.org/wordprocessingml/2006/main" xmlns:w14="http://schemas.microsoft.com/office/word/2010/wordml" xmlns:w15="http://schemas.microsoft.com/office/word/2012/wordml" xmlns:w16cid="http://schemas.microsoft.com/office/word/2016/wordml/cid" xmlns:w16se="http://schemas.microsoft.com/office/word/2015/wordml/symex" xmlns:wpg="http://schemas.microsoft.com/office/word/2010/wordprocessingGroup" xmlns:wpi="http://schemas.microsoft.com/office/word/2010/wordprocessingInk" xmlns:wne="http://schemas.microsoft.com/office/word/2006/wordml" xmlns:wps="http://schemas.microsoft.com/office/word/2010/wordprocessingShape" mc:Ignorable="w14 w15 w16se w16cid wp14">
+<w:document xmlns:wpc="http://schemas.microsoft.com/office/word/2010/wordprocessingCanvas" xmlns:cx="http://schemas.microsoft.com/office/drawing/2014/chartex" xmlns:cx1="http://schemas.microsoft.com/office/drawing/2015/9/8/chartex" xmlns:cx2="http://schemas.microsoft.com/office/drawing/2015/10/21/chartex" xmlns:cx3="http://schemas.microsoft.com/office/drawing/2016/5/9/chartex" xmlns:cx4="http://schemas.microsoft.com/office/drawing/2016/5/10/chartex" xmlns:cx5="http://schemas.microsoft.com/office/drawing/2016/5/11/chartex" xmlns:cx6="http://schemas.microsoft.com/office/drawing/2016/5/12/chartex" xmlns:cx7="http://schemas.microsoft.com/office/drawing/2016/5/13/chartex" xmlns:cx8="http://schemas.microsoft.com/office/drawing/2016/5/14/chartex" xmlns:mc="http://schemas.openxmlformats.org/markup-compatibility/2006" xmlns:aink="http://schemas.microsoft.com/office/drawing/2016/ink" xmlns:am3d="http://schemas.microsoft.com/office/drawing/2017/model3d" xmlns:o="urn:schemas-microsoft-com:office:office" xmlns:oel="http://schemas.microsoft.com/office/2019/extlst" xmlns:r="http://schemas.openxmlformats.org/officeDocument/2006/relationships" xmlns:m="http://schemas.openxmlformats.org/officeDocument/2006/math" xmlns:v="urn:schemas-microsoft-com:vml" xmlns:wp14="http://schemas.microsoft.com/office/word/2010/wordprocessingDrawing" xmlns:wp="http://schemas.openxmlformats.org/drawingml/2006/wordprocessingDrawing" xmlns:w10="urn:schemas-microsoft-com:office:word" xmlns:w="http://schemas.openxmlformats.org/wordprocessingml/2006/main" xmlns:w14="http://schemas.microsoft.com/office/word/2010/wordml" xmlns:w15="http://schemas.microsoft.com/office/word/2012/wordml" xmlns:w16cex="http://schemas.microsoft.com/office/word/2018/wordml/cex" xmlns:w16cid="http://schemas.microsoft.com/office/word/2016/wordml/cid" xmlns:w16="http://schemas.microsoft.com/office/word/2018/wordml" xmlns:w16sdtdh="http://schemas.microsoft.com/office/word/2020/wordml/sdtdatahash" xmlns:w16se="http://schemas.microsoft.com/office/word/2015/wordml/symex" xmlns:wpg="http://schemas.microsoft.com/office/word/2010/wordprocessingGroup" xmlns:wpi="http://schemas.microsoft.com/office/word/2010/wordprocessingInk" xmlns:wne="http://schemas.microsoft.com/office/word/2006/wordml" xmlns:wps="http://schemas.microsoft.com/office/word/2010/wordprocessingShape" mc:Ignorable="w14 w15 w16se w16cid w16 w16cex w16sdtdh wp14">
   <w:body>
     <w:p>
       <w:pPr>
@@ -1300,7 +1300,15 @@
           <w:sz w:val="28"/>
           <w:szCs w:val="28"/>
         </w:rPr>
-        <w:t>Формирование аналитических отчётов и визуализация финансовых данных в виде графиков и диаграмм</w:t>
+        <w:t>В</w:t>
+      </w:r>
+      <w:r>
+        <w:rPr>
+          <w:rFonts w:ascii="Times New Roman" w:hAnsi="Times New Roman" w:cs="Times New Roman"/>
+          <w:sz w:val="28"/>
+          <w:szCs w:val="28"/>
+        </w:rPr>
+        <w:t>изуализация финансовых данных в виде графиков и диаграмм</w:t>
       </w:r>
       <w:r>
         <w:rPr>
@@ -1332,7 +1340,7 @@
           <w:sz w:val="28"/>
           <w:szCs w:val="28"/>
         </w:rPr>
-        <w:t>Планирование регулярных операций и финансовых целей с отслеживанием прогресса</w:t>
+        <w:t>Планирование финансовых целей с отслеживанием прогресса</w:t>
       </w:r>
       <w:r>
         <w:rPr>
@@ -1459,7 +1467,6 @@
           <w:sz w:val="28"/>
           <w:szCs w:val="28"/>
         </w:rPr>
-        <w:lastRenderedPageBreak/>
         <w:t>Нормативные документы</w:t>
       </w:r>
     </w:p>
@@ -1506,6 +1513,7 @@
           <w:sz w:val="28"/>
           <w:szCs w:val="28"/>
         </w:rPr>
+        <w:lastRenderedPageBreak/>
         <w:t>ГОСТ 34.602-2020 «Информационная технология. Комплекс стандартов на автоматизированные системы. Техническое задание на создание автоматизированной системы».</w:t>
       </w:r>
     </w:p>
@@ -2023,7 +2031,6 @@
           <w:sz w:val="28"/>
           <w:szCs w:val="28"/>
         </w:rPr>
-        <w:lastRenderedPageBreak/>
         <w:t>Установка и контроль бюджетных лимитов по категориям расходов.</w:t>
       </w:r>
     </w:p>
@@ -2080,7 +2087,23 @@
           <w:sz w:val="28"/>
           <w:szCs w:val="28"/>
         </w:rPr>
-        <w:t>Просмотр аналитических отчётов и графиков по расходам и доходам.</w:t>
+        <w:t>Просмотр аналитических графиков</w:t>
+      </w:r>
+      <w:r>
+        <w:rPr>
+          <w:rFonts w:ascii="Times New Roman" w:hAnsi="Times New Roman" w:cs="Times New Roman"/>
+          <w:sz w:val="28"/>
+          <w:szCs w:val="28"/>
+        </w:rPr>
+        <w:t xml:space="preserve"> и диаграмм</w:t>
+      </w:r>
+      <w:r>
+        <w:rPr>
+          <w:rFonts w:ascii="Times New Roman" w:hAnsi="Times New Roman" w:cs="Times New Roman"/>
+          <w:sz w:val="28"/>
+          <w:szCs w:val="28"/>
+        </w:rPr>
+        <w:t xml:space="preserve"> по расходам и доходам.</w:t>
       </w:r>
     </w:p>
     <w:p>
@@ -2104,6 +2127,7 @@
           <w:sz w:val="28"/>
           <w:szCs w:val="28"/>
         </w:rPr>
+        <w:lastRenderedPageBreak/>
         <w:t>Фильтрация операций по дате, категории, счёту, типу.</w:t>
       </w:r>
     </w:p>
@@ -2213,15 +2237,31 @@
           <w:sz w:val="28"/>
           <w:szCs w:val="28"/>
         </w:rPr>
-        <w:t>даление, просмотр и блокировка</w:t>
-      </w:r>
-      <w:r>
-        <w:rPr>
-          <w:rFonts w:ascii="Times New Roman" w:hAnsi="Times New Roman" w:cs="Times New Roman"/>
-          <w:sz w:val="28"/>
-          <w:szCs w:val="28"/>
-        </w:rPr>
-        <w:t xml:space="preserve"> пользовател</w:t>
+        <w:t>даление</w:t>
+      </w:r>
+      <w:r>
+        <w:rPr>
+          <w:rFonts w:ascii="Times New Roman" w:hAnsi="Times New Roman" w:cs="Times New Roman"/>
+          <w:sz w:val="28"/>
+          <w:szCs w:val="28"/>
+        </w:rPr>
+        <w:t xml:space="preserve">, изменение роли и </w:t>
+      </w:r>
+      <w:r>
+        <w:rPr>
+          <w:rFonts w:ascii="Times New Roman" w:hAnsi="Times New Roman" w:cs="Times New Roman"/>
+          <w:sz w:val="28"/>
+          <w:szCs w:val="28"/>
+        </w:rPr>
+        <w:t xml:space="preserve">просмотр </w:t>
+      </w:r>
+      <w:r>
+        <w:rPr>
+          <w:rFonts w:ascii="Times New Roman" w:hAnsi="Times New Roman" w:cs="Times New Roman"/>
+          <w:sz w:val="28"/>
+          <w:szCs w:val="28"/>
+        </w:rPr>
+        <w:t>пользовател</w:t>
       </w:r>
       <w:r>
         <w:rPr>
@@ -2274,54 +2314,6 @@
     </w:p>
     <w:p>
       <w:pPr>
-        <w:numPr>
-          <w:ilvl w:val="1"/>
-          <w:numId w:val="4"/>
-        </w:numPr>
-        <w:spacing w:after="0" w:line="360" w:lineRule="auto"/>
-        <w:ind w:left="0" w:firstLine="851"/>
-        <w:jc w:val="both"/>
-        <w:rPr>
-          <w:rFonts w:ascii="Times New Roman" w:hAnsi="Times New Roman" w:cs="Times New Roman"/>
-          <w:sz w:val="28"/>
-          <w:szCs w:val="28"/>
-        </w:rPr>
-      </w:pPr>
-      <w:r>
-        <w:rPr>
-          <w:rFonts w:ascii="Times New Roman" w:hAnsi="Times New Roman" w:cs="Times New Roman"/>
-          <w:sz w:val="28"/>
-          <w:szCs w:val="28"/>
-        </w:rPr>
-        <w:t>Управление системными настройками.</w:t>
-      </w:r>
-    </w:p>
-    <w:p>
-      <w:pPr>
-        <w:numPr>
-          <w:ilvl w:val="1"/>
-          <w:numId w:val="4"/>
-        </w:numPr>
-        <w:spacing w:after="0" w:line="360" w:lineRule="auto"/>
-        <w:ind w:left="0" w:firstLine="851"/>
-        <w:jc w:val="both"/>
-        <w:rPr>
-          <w:rFonts w:ascii="Times New Roman" w:hAnsi="Times New Roman" w:cs="Times New Roman"/>
-          <w:sz w:val="28"/>
-          <w:szCs w:val="28"/>
-        </w:rPr>
-      </w:pPr>
-      <w:r>
-        <w:rPr>
-          <w:rFonts w:ascii="Times New Roman" w:hAnsi="Times New Roman" w:cs="Times New Roman"/>
-          <w:sz w:val="28"/>
-          <w:szCs w:val="28"/>
-        </w:rPr>
-        <w:t>Резервное копирование и восстановление базы данных.</w:t>
-      </w:r>
-    </w:p>
-    <w:p>
-      <w:pPr>
         <w:pStyle w:val="a7"/>
         <w:numPr>
           <w:ilvl w:val="1"/>
@@ -2533,25 +2525,7 @@
           <w:sz w:val="28"/>
           <w:szCs w:val="28"/>
         </w:rPr>
-        <w:t xml:space="preserve"> </w:t>
-      </w:r>
-      <w:proofErr w:type="spellStart"/>
-      <w:r>
-        <w:rPr>
-          <w:rFonts w:ascii="Times New Roman" w:hAnsi="Times New Roman" w:cs="Times New Roman"/>
-          <w:sz w:val="28"/>
-          <w:szCs w:val="28"/>
-        </w:rPr>
-        <w:t>мс</w:t>
-      </w:r>
-      <w:proofErr w:type="spellEnd"/>
-      <w:r>
-        <w:rPr>
-          <w:rFonts w:ascii="Times New Roman" w:hAnsi="Times New Roman" w:cs="Times New Roman"/>
-          <w:sz w:val="28"/>
-          <w:szCs w:val="28"/>
-        </w:rPr>
-        <w:t>.</w:t>
+        <w:t xml:space="preserve"> мс.</w:t>
       </w:r>
     </w:p>
     <w:p>
@@ -2710,7 +2684,6 @@
           <w:sz w:val="28"/>
           <w:szCs w:val="28"/>
         </w:rPr>
-        <w:lastRenderedPageBreak/>
         <w:t>Среда функционирования:</w:t>
       </w:r>
     </w:p>
@@ -2996,6 +2969,7 @@
           <w:sz w:val="28"/>
           <w:szCs w:val="28"/>
         </w:rPr>
+        <w:lastRenderedPageBreak/>
         <w:t>Требования к информационной безопасности</w:t>
       </w:r>
     </w:p>
@@ -3607,7 +3581,6 @@
           <w:sz w:val="28"/>
           <w:szCs w:val="28"/>
         </w:rPr>
-        <w:lastRenderedPageBreak/>
         <w:t xml:space="preserve">Общий объем хранилища: </w:t>
       </w:r>
       <w:r>
@@ -3791,6 +3764,7 @@
           <w:sz w:val="28"/>
           <w:szCs w:val="28"/>
         </w:rPr>
+        <w:lastRenderedPageBreak/>
         <w:t>Минимальные требования для персонального компьютера (ноутбука)</w:t>
       </w:r>
     </w:p>
@@ -4039,25 +4013,7 @@
           <w:sz w:val="28"/>
           <w:szCs w:val="28"/>
         </w:rPr>
-        <w:t xml:space="preserve">Разрешение дисплея: </w:t>
-      </w:r>
-      <w:proofErr w:type="spellStart"/>
-      <w:r>
-        <w:rPr>
-          <w:rFonts w:ascii="Times New Roman" w:hAnsi="Times New Roman" w:cs="Times New Roman"/>
-          <w:sz w:val="28"/>
-          <w:szCs w:val="28"/>
-        </w:rPr>
-        <w:t>Full</w:t>
-      </w:r>
-      <w:proofErr w:type="spellEnd"/>
-      <w:r>
-        <w:rPr>
-          <w:rFonts w:ascii="Times New Roman" w:hAnsi="Times New Roman" w:cs="Times New Roman"/>
-          <w:sz w:val="28"/>
-          <w:szCs w:val="28"/>
-        </w:rPr>
-        <w:t xml:space="preserve"> HD (1920×1080)</w:t>
+        <w:t>Разрешение дисплея: Full HD (1920×1080)</w:t>
       </w:r>
       <w:r>
         <w:rPr>
@@ -4364,43 +4320,7 @@
           <w:sz w:val="28"/>
           <w:szCs w:val="28"/>
         </w:rPr>
-        <w:t xml:space="preserve">Операционная система </w:t>
-      </w:r>
-      <w:proofErr w:type="spellStart"/>
-      <w:r>
-        <w:rPr>
-          <w:rFonts w:ascii="Times New Roman" w:hAnsi="Times New Roman" w:cs="Times New Roman"/>
-          <w:sz w:val="28"/>
-          <w:szCs w:val="28"/>
-        </w:rPr>
-        <w:t>Ubuntu</w:t>
-      </w:r>
-      <w:proofErr w:type="spellEnd"/>
-      <w:r>
-        <w:rPr>
-          <w:rFonts w:ascii="Times New Roman" w:hAnsi="Times New Roman" w:cs="Times New Roman"/>
-          <w:sz w:val="28"/>
-          <w:szCs w:val="28"/>
-        </w:rPr>
-        <w:t xml:space="preserve"> </w:t>
-      </w:r>
-      <w:proofErr w:type="spellStart"/>
-      <w:r>
-        <w:rPr>
-          <w:rFonts w:ascii="Times New Roman" w:hAnsi="Times New Roman" w:cs="Times New Roman"/>
-          <w:sz w:val="28"/>
-          <w:szCs w:val="28"/>
-        </w:rPr>
-        <w:t>Server</w:t>
-      </w:r>
-      <w:proofErr w:type="spellEnd"/>
-      <w:r>
-        <w:rPr>
-          <w:rFonts w:ascii="Times New Roman" w:hAnsi="Times New Roman" w:cs="Times New Roman"/>
-          <w:sz w:val="28"/>
-          <w:szCs w:val="28"/>
-        </w:rPr>
-        <w:t xml:space="preserve"> 24.04 LTS.</w:t>
+        <w:t>Операционная система Ubuntu Server 24.04 LTS.</w:t>
       </w:r>
     </w:p>
     <w:p>
@@ -4555,7 +4475,6 @@
           <w:sz w:val="28"/>
           <w:szCs w:val="28"/>
         </w:rPr>
-        <w:lastRenderedPageBreak/>
         <w:t>Интерпретатор: PHP 8.</w:t>
       </w:r>
       <w:r>
@@ -4565,7 +4484,15 @@
           <w:szCs w:val="28"/>
           <w:lang w:val="en-US"/>
         </w:rPr>
-        <w:t>5.2</w:t>
+        <w:t>5</w:t>
+      </w:r>
+      <w:r>
+        <w:rPr>
+          <w:rFonts w:ascii="Times New Roman" w:hAnsi="Times New Roman" w:cs="Times New Roman"/>
+          <w:sz w:val="28"/>
+          <w:szCs w:val="28"/>
+        </w:rPr>
+        <w:t>+</w:t>
       </w:r>
       <w:r>
         <w:rPr>
@@ -4751,7 +4678,6 @@
         </w:rPr>
         <w:t xml:space="preserve">Операционная система </w:t>
       </w:r>
-      <w:proofErr w:type="spellStart"/>
       <w:r>
         <w:rPr>
           <w:rFonts w:ascii="Times New Roman" w:hAnsi="Times New Roman" w:cs="Times New Roman"/>
@@ -4759,17 +4685,7 @@
           <w:sz w:val="28"/>
           <w:szCs w:val="28"/>
         </w:rPr>
-        <w:t>Windows</w:t>
-      </w:r>
-      <w:proofErr w:type="spellEnd"/>
-      <w:r>
-        <w:rPr>
-          <w:rFonts w:ascii="Times New Roman" w:hAnsi="Times New Roman" w:cs="Times New Roman"/>
-          <w:color w:val="000000" w:themeColor="text1"/>
-          <w:sz w:val="28"/>
-          <w:szCs w:val="28"/>
-        </w:rPr>
-        <w:t xml:space="preserve"> 11 (64-bit)</w:t>
+        <w:t>Windows 11 (64-bit)</w:t>
       </w:r>
       <w:r>
         <w:rPr>
@@ -4805,6 +4721,7 @@
           <w:sz w:val="28"/>
           <w:szCs w:val="28"/>
         </w:rPr>
+        <w:lastRenderedPageBreak/>
         <w:t>Веб</w:t>
       </w:r>
       <w:r>
@@ -5668,10 +5585,7 @@
         </w:rPr>
       </w:pPr>
     </w:p>
-    <w:p>
-      <w:bookmarkStart w:id="11" w:name="_GoBack"/>
-      <w:bookmarkEnd w:id="11"/>
-    </w:p>
+    <w:p/>
     <w:sectPr>
       <w:pgSz w:w="11906" w:h="16838"/>
       <w:pgMar w:top="1134" w:right="566" w:bottom="1134" w:left="1134" w:header="708" w:footer="708" w:gutter="0"/>
@@ -5683,7 +5597,7 @@
 </file>
 
 <file path=word/numbering.xml><?xml version="1.0" encoding="utf-8"?>
-<w:numbering xmlns:wpc="http://schemas.microsoft.com/office/word/2010/wordprocessingCanvas" xmlns:cx="http://schemas.microsoft.com/office/drawing/2014/chartex" xmlns:cx1="http://schemas.microsoft.com/office/drawing/2015/9/8/chartex" xmlns:cx2="http://schemas.microsoft.com/office/drawing/2015/10/21/chartex" xmlns:cx3="http://schemas.microsoft.com/office/drawing/2016/5/9/chartex" xmlns:cx4="http://schemas.microsoft.com/office/drawing/2016/5/10/chartex" xmlns:cx5="http://schemas.microsoft.com/office/drawing/2016/5/11/chartex" xmlns:cx6="http://schemas.microsoft.com/office/drawing/2016/5/12/chartex" xmlns:cx7="http://schemas.microsoft.com/office/drawing/2016/5/13/chartex" xmlns:cx8="http://schemas.microsoft.com/office/drawing/2016/5/14/chartex" xmlns:mc="http://schemas.openxmlformats.org/markup-compatibility/2006" xmlns:aink="http://schemas.microsoft.com/office/drawing/2016/ink" xmlns:am3d="http://schemas.microsoft.com/office/drawing/2017/model3d" xmlns:o="urn:schemas-microsoft-com:office:office" xmlns:r="http://schemas.openxmlformats.org/officeDocument/2006/relationships" xmlns:m="http://schemas.openxmlformats.org/officeDocument/2006/math" xmlns:v="urn:schemas-microsoft-com:vml" xmlns:wp14="http://schemas.microsoft.com/office/word/2010/wordprocessingDrawing" xmlns:wp="http://schemas.openxmlformats.org/drawingml/2006/wordprocessingDrawing" xmlns:w10="urn:schemas-microsoft-com:office:word" xmlns:w="http://schemas.openxmlformats.org/wordprocessingml/2006/main" xmlns:w14="http://schemas.microsoft.com/office/word/2010/wordml" xmlns:w15="http://schemas.microsoft.com/office/word/2012/wordml" xmlns:w16cid="http://schemas.microsoft.com/office/word/2016/wordml/cid" xmlns:w16se="http://schemas.microsoft.com/office/word/2015/wordml/symex" xmlns:wpg="http://schemas.microsoft.com/office/word/2010/wordprocessingGroup" xmlns:wpi="http://schemas.microsoft.com/office/word/2010/wordprocessingInk" xmlns:wne="http://schemas.microsoft.com/office/word/2006/wordml" xmlns:wps="http://schemas.microsoft.com/office/word/2010/wordprocessingShape" mc:Ignorable="w14 w15 w16se w16cid wp14">
+<w:numbering xmlns:wpc="http://schemas.microsoft.com/office/word/2010/wordprocessingCanvas" xmlns:cx="http://schemas.microsoft.com/office/drawing/2014/chartex" xmlns:cx1="http://schemas.microsoft.com/office/drawing/2015/9/8/chartex" xmlns:cx2="http://schemas.microsoft.com/office/drawing/2015/10/21/chartex" xmlns:cx3="http://schemas.microsoft.com/office/drawing/2016/5/9/chartex" xmlns:cx4="http://schemas.microsoft.com/office/drawing/2016/5/10/chartex" xmlns:cx5="http://schemas.microsoft.com/office/drawing/2016/5/11/chartex" xmlns:cx6="http://schemas.microsoft.com/office/drawing/2016/5/12/chartex" xmlns:cx7="http://schemas.microsoft.com/office/drawing/2016/5/13/chartex" xmlns:cx8="http://schemas.microsoft.com/office/drawing/2016/5/14/chartex" xmlns:mc="http://schemas.openxmlformats.org/markup-compatibility/2006" xmlns:aink="http://schemas.microsoft.com/office/drawing/2016/ink" xmlns:am3d="http://schemas.microsoft.com/office/drawing/2017/model3d" xmlns:o="urn:schemas-microsoft-com:office:office" xmlns:oel="http://schemas.microsoft.com/office/2019/extlst" xmlns:r="http://schemas.openxmlformats.org/officeDocument/2006/relationships" xmlns:m="http://schemas.openxmlformats.org/officeDocument/2006/math" xmlns:v="urn:schemas-microsoft-com:vml" xmlns:wp14="http://schemas.microsoft.com/office/word/2010/wordprocessingDrawing" xmlns:wp="http://schemas.openxmlformats.org/drawingml/2006/wordprocessingDrawing" xmlns:w10="urn:schemas-microsoft-com:office:word" xmlns:w="http://schemas.openxmlformats.org/wordprocessingml/2006/main" xmlns:w14="http://schemas.microsoft.com/office/word/2010/wordml" xmlns:w15="http://schemas.microsoft.com/office/word/2012/wordml" xmlns:w16cex="http://schemas.microsoft.com/office/word/2018/wordml/cex" xmlns:w16cid="http://schemas.microsoft.com/office/word/2016/wordml/cid" xmlns:w16="http://schemas.microsoft.com/office/word/2018/wordml" xmlns:w16sdtdh="http://schemas.microsoft.com/office/word/2020/wordml/sdtdatahash" xmlns:w16se="http://schemas.microsoft.com/office/word/2015/wordml/symex" xmlns:wpg="http://schemas.microsoft.com/office/word/2010/wordprocessingGroup" xmlns:wpi="http://schemas.microsoft.com/office/word/2010/wordprocessingInk" xmlns:wne="http://schemas.microsoft.com/office/word/2006/wordml" xmlns:wps="http://schemas.microsoft.com/office/word/2010/wordprocessingShape" mc:Ignorable="w14 w15 w16se w16cid w16 w16cex w16sdtdh wp14">
   <w:abstractNum w:abstractNumId="0" w15:restartNumberingAfterBreak="0">
     <w:nsid w:val="06D679B9"/>
     <w:multiLevelType w:val="hybridMultilevel"/>
@@ -7494,53 +7408,53 @@
       </w:rPr>
     </w:lvl>
   </w:abstractNum>
-  <w:num w:numId="1">
+  <w:num w:numId="1" w16cid:durableId="1113594595">
     <w:abstractNumId w:val="2"/>
   </w:num>
-  <w:num w:numId="2">
+  <w:num w:numId="2" w16cid:durableId="1460799960">
     <w:abstractNumId w:val="1"/>
   </w:num>
-  <w:num w:numId="3">
+  <w:num w:numId="3" w16cid:durableId="505052264">
     <w:abstractNumId w:val="8"/>
   </w:num>
-  <w:num w:numId="4">
+  <w:num w:numId="4" w16cid:durableId="1998530767">
     <w:abstractNumId w:val="7"/>
   </w:num>
-  <w:num w:numId="5">
+  <w:num w:numId="5" w16cid:durableId="1818374481">
     <w:abstractNumId w:val="12"/>
   </w:num>
-  <w:num w:numId="6">
+  <w:num w:numId="6" w16cid:durableId="574978380">
     <w:abstractNumId w:val="11"/>
   </w:num>
-  <w:num w:numId="7">
+  <w:num w:numId="7" w16cid:durableId="814293674">
     <w:abstractNumId w:val="5"/>
   </w:num>
-  <w:num w:numId="8">
+  <w:num w:numId="8" w16cid:durableId="94445589">
     <w:abstractNumId w:val="3"/>
   </w:num>
-  <w:num w:numId="9">
+  <w:num w:numId="9" w16cid:durableId="615064650">
     <w:abstractNumId w:val="6"/>
   </w:num>
-  <w:num w:numId="10">
+  <w:num w:numId="10" w16cid:durableId="1523935846">
     <w:abstractNumId w:val="9"/>
   </w:num>
-  <w:num w:numId="11">
+  <w:num w:numId="11" w16cid:durableId="454759892">
     <w:abstractNumId w:val="13"/>
   </w:num>
-  <w:num w:numId="12">
+  <w:num w:numId="12" w16cid:durableId="339937660">
     <w:abstractNumId w:val="10"/>
   </w:num>
-  <w:num w:numId="13">
+  <w:num w:numId="13" w16cid:durableId="473835735">
     <w:abstractNumId w:val="4"/>
   </w:num>
-  <w:num w:numId="14">
+  <w:num w:numId="14" w16cid:durableId="1304919658">
     <w:abstractNumId w:val="0"/>
   </w:num>
 </w:numbering>
 </file>
 
 <file path=word/styles.xml><?xml version="1.0" encoding="utf-8"?>
-<w:styles xmlns:mc="http://schemas.openxmlformats.org/markup-compatibility/2006" xmlns:r="http://schemas.openxmlformats.org/officeDocument/2006/relationships" xmlns:w="http://schemas.openxmlformats.org/wordprocessingml/2006/main" xmlns:w14="http://schemas.microsoft.com/office/word/2010/wordml" xmlns:w15="http://schemas.microsoft.com/office/word/2012/wordml" xmlns:w16cid="http://schemas.microsoft.com/office/word/2016/wordml/cid" xmlns:w16se="http://schemas.microsoft.com/office/word/2015/wordml/symex" mc:Ignorable="w14 w15 w16se w16cid">
+<w:styles xmlns:mc="http://schemas.openxmlformats.org/markup-compatibility/2006" xmlns:r="http://schemas.openxmlformats.org/officeDocument/2006/relationships" xmlns:w="http://schemas.openxmlformats.org/wordprocessingml/2006/main" xmlns:w14="http://schemas.microsoft.com/office/word/2010/wordml" xmlns:w15="http://schemas.microsoft.com/office/word/2012/wordml" xmlns:w16cex="http://schemas.microsoft.com/office/word/2018/wordml/cex" xmlns:w16cid="http://schemas.microsoft.com/office/word/2016/wordml/cid" xmlns:w16="http://schemas.microsoft.com/office/word/2018/wordml" xmlns:w16sdtdh="http://schemas.microsoft.com/office/word/2020/wordml/sdtdatahash" xmlns:w16se="http://schemas.microsoft.com/office/word/2015/wordml/symex" mc:Ignorable="w14 w15 w16se w16cid w16 w16cex w16sdtdh">
   <w:docDefaults>
     <w:rPrDefault>
       <w:rPr>
@@ -7558,7 +7472,7 @@
       </w:pPr>
     </w:pPrDefault>
   </w:docDefaults>
-  <w:latentStyles w:defLockedState="0" w:defUIPriority="99" w:defSemiHidden="0" w:defUnhideWhenUsed="0" w:defQFormat="0" w:count="375">
+  <w:latentStyles w:defLockedState="0" w:defUIPriority="99" w:defSemiHidden="0" w:defUnhideWhenUsed="0" w:defQFormat="0" w:count="376">
     <w:lsdException w:name="Normal" w:uiPriority="0" w:qFormat="1"/>
     <w:lsdException w:name="heading 1" w:uiPriority="9" w:qFormat="1"/>
     <w:lsdException w:name="heading 2" w:semiHidden="1" w:uiPriority="9" w:unhideWhenUsed="1" w:qFormat="1"/>
@@ -7934,6 +7848,7 @@
     <w:lsdException w:name="Smart Hyperlink" w:semiHidden="1" w:unhideWhenUsed="1"/>
     <w:lsdException w:name="Hashtag" w:semiHidden="1" w:unhideWhenUsed="1"/>
     <w:lsdException w:name="Unresolved Mention" w:semiHidden="1" w:unhideWhenUsed="1"/>
+    <w:lsdException w:name="Smart Link" w:semiHidden="1" w:unhideWhenUsed="1"/>
   </w:latentStyles>
   <w:style w:type="paragraph" w:default="1" w:styleId="a">
     <w:name w:val="Normal"/>
